--- a/COMPUTER SECURITY/DICTCATfeb.docx
+++ b/COMPUTER SECURITY/DICTCATfeb.docx
@@ -1,6 +1,6 @@
 
 <file path=word/document.xml><?xml version="1.0" encoding="utf-8"?>
-<w:document xmlns:wpc="http://schemas.microsoft.com/office/word/2010/wordprocessingCanvas" xmlns:cx="http://schemas.microsoft.com/office/drawing/2014/chartex" xmlns:cx1="http://schemas.microsoft.com/office/drawing/2015/9/8/chartex" xmlns:cx2="http://schemas.microsoft.com/office/drawing/2015/10/21/chartex" xmlns:cx3="http://schemas.microsoft.com/office/drawing/2016/5/9/chartex" xmlns:cx4="http://schemas.microsoft.com/office/drawing/2016/5/10/chartex" xmlns:cx5="http://schemas.microsoft.com/office/drawing/2016/5/11/chartex" xmlns:cx6="http://schemas.microsoft.com/office/drawing/2016/5/12/chartex" xmlns:cx7="http://schemas.microsoft.com/office/drawing/2016/5/13/chartex" xmlns:cx8="http://schemas.microsoft.com/office/drawing/2016/5/14/chartex" xmlns:mc="http://schemas.openxmlformats.org/markup-compatibility/2006" xmlns:aink="http://schemas.microsoft.com/office/drawing/2016/ink" xmlns:am3d="http://schemas.microsoft.com/office/drawing/2017/model3d" xmlns:o="urn:schemas-microsoft-com:office:office" xmlns:oel="http://schemas.microsoft.com/office/2019/extlst" xmlns:r="http://schemas.openxmlformats.org/officeDocument/2006/relationships" xmlns:m="http://schemas.openxmlformats.org/officeDocument/2006/math" xmlns:v="urn:schemas-microsoft-com:vml" xmlns:wp14="http://schemas.microsoft.com/office/word/2010/wordprocessingDrawing" xmlns:wp="http://schemas.openxmlformats.org/drawingml/2006/wordprocessingDrawing" xmlns:w10="urn:schemas-microsoft-com:office:word" xmlns:w="http://schemas.openxmlformats.org/wordprocessingml/2006/main" xmlns:w14="http://schemas.microsoft.com/office/word/2010/wordml" xmlns:w15="http://schemas.microsoft.com/office/word/2012/wordml" xmlns:w16cex="http://schemas.microsoft.com/office/word/2018/wordml/cex" xmlns:w16cid="http://schemas.microsoft.com/office/word/2016/wordml/cid" xmlns:w16="http://schemas.microsoft.com/office/word/2018/wordml" xmlns:w16du="http://schemas.microsoft.com/office/word/2023/wordml/word16du" xmlns:w16sdtdh="http://schemas.microsoft.com/office/word/2020/wordml/sdtdatahash" xmlns:w16sdtfl="http://schemas.microsoft.com/office/word/2024/wordml/sdtformatlock" xmlns:w16se="http://schemas.microsoft.com/office/word/2015/wordml/symex" xmlns:wpg="http://schemas.microsoft.com/office/word/2010/wordprocessingGroup" xmlns:wpi="http://schemas.microsoft.com/office/word/2010/wordprocessingInk" xmlns:wne="http://schemas.microsoft.com/office/word/2006/wordml" xmlns:wps="http://schemas.microsoft.com/office/word/2010/wordprocessingShape" mc:Ignorable="w14 w15 w16se w16cid w16 w16cex w16sdtdh w16sdtfl w16du wp14">
+<w:document xmlns:wpc="http://schemas.microsoft.com/office/word/2010/wordprocessingCanvas" xmlns:cx="http://schemas.microsoft.com/office/drawing/2014/chartex" xmlns:cx1="http://schemas.microsoft.com/office/drawing/2015/9/8/chartex" xmlns:mc="http://schemas.openxmlformats.org/markup-compatibility/2006" xmlns:o="urn:schemas-microsoft-com:office:office" xmlns:r="http://schemas.openxmlformats.org/officeDocument/2006/relationships" xmlns:m="http://schemas.openxmlformats.org/officeDocument/2006/math" xmlns:v="urn:schemas-microsoft-com:vml" xmlns:wp14="http://schemas.microsoft.com/office/word/2010/wordprocessingDrawing" xmlns:wp="http://schemas.openxmlformats.org/drawingml/2006/wordprocessingDrawing" xmlns:w10="urn:schemas-microsoft-com:office:word" xmlns:w="http://schemas.openxmlformats.org/wordprocessingml/2006/main" xmlns:w14="http://schemas.microsoft.com/office/word/2010/wordml" xmlns:w15="http://schemas.microsoft.com/office/word/2012/wordml" xmlns:w16se="http://schemas.microsoft.com/office/word/2015/wordml/symex" xmlns:wpg="http://schemas.microsoft.com/office/word/2010/wordprocessingGroup" xmlns:wpi="http://schemas.microsoft.com/office/word/2010/wordprocessingInk" xmlns:wne="http://schemas.microsoft.com/office/word/2006/wordml" xmlns:wps="http://schemas.microsoft.com/office/word/2010/wordprocessingShape" mc:Ignorable="w14 w15 w16se wp14">
   <w:body>
     <w:p>
       <w:r>
@@ -196,7 +196,7 @@
               </wp:anchor>
             </w:drawing>
           </mc:Choice>
-          <mc:Fallback>
+          <mc:Fallback xmlns:w16sdtfl="http://schemas.microsoft.com/office/word/2024/wordml/sdtformatlock" xmlns:w16sdtdh="http://schemas.microsoft.com/office/word/2020/wordml/sdtdatahash" xmlns:w16du="http://schemas.microsoft.com/office/word/2023/wordml/word16du" xmlns:w16="http://schemas.microsoft.com/office/word/2018/wordml" xmlns:w16cid="http://schemas.microsoft.com/office/word/2016/wordml/cid" xmlns:w16cex="http://schemas.microsoft.com/office/word/2018/wordml/cex" xmlns:oel="http://schemas.microsoft.com/office/2019/extlst" xmlns:am3d="http://schemas.microsoft.com/office/drawing/2017/model3d" xmlns:aink="http://schemas.microsoft.com/office/drawing/2016/ink" xmlns:cx8="http://schemas.microsoft.com/office/drawing/2016/5/14/chartex" xmlns:cx7="http://schemas.microsoft.com/office/drawing/2016/5/13/chartex" xmlns:cx6="http://schemas.microsoft.com/office/drawing/2016/5/12/chartex" xmlns:cx5="http://schemas.microsoft.com/office/drawing/2016/5/11/chartex" xmlns:cx4="http://schemas.microsoft.com/office/drawing/2016/5/10/chartex" xmlns:cx3="http://schemas.microsoft.com/office/drawing/2016/5/9/chartex" xmlns:cx2="http://schemas.microsoft.com/office/drawing/2015/10/21/chartex">
             <w:pict>
               <v:line w14:anchorId="79C48269" id="Straight Connector 3" o:spid="_x0000_s1026" style="position:absolute;z-index:251659264;visibility:visible;mso-wrap-style:square;mso-height-percent:0;mso-wrap-distance-left:9pt;mso-wrap-distance-top:0;mso-wrap-distance-right:9pt;mso-wrap-distance-bottom:0;mso-position-horizontal:absolute;mso-position-horizontal-relative:text;mso-position-vertical:absolute;mso-position-vertical-relative:text;mso-height-percent:0;mso-height-relative:margin" from="74.95pt,19.55pt" to="548.2pt,19.55pt" o:gfxdata="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" strokecolor="black [3200]" strokeweight="1.5pt">
                 <v:stroke joinstyle="miter"/>
@@ -365,7 +365,7 @@
               </wp:anchor>
             </w:drawing>
           </mc:Choice>
-          <mc:Fallback>
+          <mc:Fallback xmlns:w16sdtfl="http://schemas.microsoft.com/office/word/2024/wordml/sdtformatlock" xmlns:w16sdtdh="http://schemas.microsoft.com/office/word/2020/wordml/sdtdatahash" xmlns:w16du="http://schemas.microsoft.com/office/word/2023/wordml/word16du" xmlns:w16="http://schemas.microsoft.com/office/word/2018/wordml" xmlns:w16cid="http://schemas.microsoft.com/office/word/2016/wordml/cid" xmlns:w16cex="http://schemas.microsoft.com/office/word/2018/wordml/cex" xmlns:oel="http://schemas.microsoft.com/office/2019/extlst" xmlns:am3d="http://schemas.microsoft.com/office/drawing/2017/model3d" xmlns:aink="http://schemas.microsoft.com/office/drawing/2016/ink" xmlns:cx8="http://schemas.microsoft.com/office/drawing/2016/5/14/chartex" xmlns:cx7="http://schemas.microsoft.com/office/drawing/2016/5/13/chartex" xmlns:cx6="http://schemas.microsoft.com/office/drawing/2016/5/12/chartex" xmlns:cx5="http://schemas.microsoft.com/office/drawing/2016/5/11/chartex" xmlns:cx4="http://schemas.microsoft.com/office/drawing/2016/5/10/chartex" xmlns:cx3="http://schemas.microsoft.com/office/drawing/2016/5/9/chartex" xmlns:cx2="http://schemas.microsoft.com/office/drawing/2015/10/21/chartex">
             <w:pict>
               <v:line w14:anchorId="6FD485B0" id="Straight Connector 4" o:spid="_x0000_s1026" style="position:absolute;z-index:251660288;visibility:visible;mso-wrap-style:square;mso-width-percent:0;mso-height-percent:0;mso-wrap-distance-left:9pt;mso-wrap-distance-top:0;mso-wrap-distance-right:9pt;mso-wrap-distance-bottom:0;mso-position-horizontal:absolute;mso-position-horizontal-relative:text;mso-position-vertical:absolute;mso-position-vertical-relative:text;mso-width-percent:0;mso-height-percent:0;mso-width-relative:margin;mso-height-relative:margin" from="36pt,14.05pt" to="586.5pt,14.05pt" o:gfxdata="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" strokecolor="black [3200]" strokeweight=".5pt">
                 <v:stroke joinstyle="miter"/>
@@ -450,7 +450,7 @@
               </wp:anchor>
             </w:drawing>
           </mc:Choice>
-          <mc:Fallback>
+          <mc:Fallback xmlns:w16sdtfl="http://schemas.microsoft.com/office/word/2024/wordml/sdtformatlock" xmlns:w16sdtdh="http://schemas.microsoft.com/office/word/2020/wordml/sdtdatahash" xmlns:w16du="http://schemas.microsoft.com/office/word/2023/wordml/word16du" xmlns:w16="http://schemas.microsoft.com/office/word/2018/wordml" xmlns:w16cid="http://schemas.microsoft.com/office/word/2016/wordml/cid" xmlns:w16cex="http://schemas.microsoft.com/office/word/2018/wordml/cex" xmlns:oel="http://schemas.microsoft.com/office/2019/extlst" xmlns:am3d="http://schemas.microsoft.com/office/drawing/2017/model3d" xmlns:aink="http://schemas.microsoft.com/office/drawing/2016/ink" xmlns:cx8="http://schemas.microsoft.com/office/drawing/2016/5/14/chartex" xmlns:cx7="http://schemas.microsoft.com/office/drawing/2016/5/13/chartex" xmlns:cx6="http://schemas.microsoft.com/office/drawing/2016/5/12/chartex" xmlns:cx5="http://schemas.microsoft.com/office/drawing/2016/5/11/chartex" xmlns:cx4="http://schemas.microsoft.com/office/drawing/2016/5/10/chartex" xmlns:cx3="http://schemas.microsoft.com/office/drawing/2016/5/9/chartex" xmlns:cx2="http://schemas.microsoft.com/office/drawing/2015/10/21/chartex">
             <w:pict>
               <v:line w14:anchorId="3E662FD7" id="Straight Connector 5" o:spid="_x0000_s1026" style="position:absolute;z-index:251661312;visibility:visible;mso-wrap-style:square;mso-wrap-distance-left:9pt;mso-wrap-distance-top:0;mso-wrap-distance-right:9pt;mso-wrap-distance-bottom:0;mso-position-horizontal:absolute;mso-position-horizontal-relative:text;mso-position-vertical:absolute;mso-position-vertical-relative:text" from="36pt,14.75pt" to="586.5pt,14.75pt" o:gfxdata="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" strokecolor="black [3200]" strokeweight=".5pt">
                 <v:stroke joinstyle="miter"/>
@@ -510,7 +510,7 @@
           <w:ilvl w:val="1"/>
           <w:numId w:val="6"/>
         </w:numPr>
-        <w:spacing w:after="40"/>
+        <w:spacing w:after="40" w:line="480" w:lineRule="auto"/>
         <w:ind w:right="1440"/>
         <w:jc w:val="both"/>
         <w:rPr>
@@ -540,7 +540,7 @@
           <w:ilvl w:val="1"/>
           <w:numId w:val="6"/>
         </w:numPr>
-        <w:spacing w:after="40"/>
+        <w:spacing w:after="40" w:line="480" w:lineRule="auto"/>
         <w:ind w:right="1440"/>
         <w:jc w:val="both"/>
         <w:rPr>
@@ -577,7 +577,7 @@
           <w:ilvl w:val="1"/>
           <w:numId w:val="6"/>
         </w:numPr>
-        <w:spacing w:after="40"/>
+        <w:spacing w:after="40" w:line="480" w:lineRule="auto"/>
         <w:ind w:right="1440"/>
         <w:jc w:val="both"/>
         <w:rPr>
@@ -628,7 +628,7 @@
           <w:ilvl w:val="1"/>
           <w:numId w:val="6"/>
         </w:numPr>
-        <w:spacing w:after="40"/>
+        <w:spacing w:after="40" w:line="480" w:lineRule="auto"/>
         <w:ind w:right="1440"/>
         <w:jc w:val="both"/>
         <w:rPr>
@@ -693,7 +693,7 @@
           <w:ilvl w:val="1"/>
           <w:numId w:val="6"/>
         </w:numPr>
-        <w:spacing w:after="40"/>
+        <w:spacing w:after="40" w:line="480" w:lineRule="auto"/>
         <w:ind w:right="1440"/>
         <w:jc w:val="both"/>
         <w:rPr>
@@ -706,21 +706,7 @@
           <w:sz w:val="24"/>
           <w:szCs w:val="24"/>
         </w:rPr>
-        <w:t xml:space="preserve">What do you understand by </w:t>
-      </w:r>
-      <w:r>
-        <w:rPr>
-          <w:sz w:val="24"/>
-          <w:szCs w:val="24"/>
-        </w:rPr>
-        <w:t>Denial-of-service</w:t>
-      </w:r>
-      <w:r>
-        <w:rPr>
-          <w:sz w:val="24"/>
-          <w:szCs w:val="24"/>
-        </w:rPr>
-        <w:t xml:space="preserve"> attack? (2 marks)</w:t>
+        <w:t>What do you understand by Denial-of-service attack? (2 marks)</w:t>
       </w:r>
     </w:p>
     <w:p>
@@ -730,7 +716,7 @@
           <w:ilvl w:val="1"/>
           <w:numId w:val="6"/>
         </w:numPr>
-        <w:spacing w:after="40"/>
+        <w:spacing w:after="40" w:line="480" w:lineRule="auto"/>
         <w:ind w:right="1440"/>
         <w:jc w:val="both"/>
         <w:rPr>
@@ -774,7 +760,7 @@
           <w:ilvl w:val="1"/>
           <w:numId w:val="6"/>
         </w:numPr>
-        <w:spacing w:after="40"/>
+        <w:spacing w:after="40" w:line="480" w:lineRule="auto"/>
         <w:ind w:right="1440"/>
         <w:jc w:val="both"/>
         <w:rPr>
@@ -839,21 +825,237 @@
           <w:ilvl w:val="1"/>
           <w:numId w:val="6"/>
         </w:numPr>
+        <w:spacing w:after="40" w:line="480" w:lineRule="auto"/>
+        <w:ind w:right="1440"/>
+        <w:jc w:val="both"/>
+        <w:rPr>
+          <w:sz w:val="24"/>
+          <w:szCs w:val="24"/>
+        </w:rPr>
+      </w:pPr>
+      <w:r>
+        <w:rPr>
+          <w:sz w:val="24"/>
+          <w:szCs w:val="24"/>
+        </w:rPr>
+        <w:t>List TWO authentication techniques (2 marks)</w:t>
+      </w:r>
+    </w:p>
+    <w:p>
+      <w:pPr>
+        <w:pStyle w:val="ListParagraph"/>
         <w:spacing w:after="40"/>
-        <w:ind w:right="1440"/>
-        <w:jc w:val="both"/>
-        <w:rPr>
-          <w:sz w:val="24"/>
-          <w:szCs w:val="24"/>
-        </w:rPr>
-      </w:pPr>
-      <w:r>
-        <w:rPr>
-          <w:sz w:val="24"/>
-          <w:szCs w:val="24"/>
-        </w:rPr>
-        <w:t>List TWO authentication techniques (2 marks)</w:t>
-      </w:r>
+        <w:ind w:left="1800" w:right="1440"/>
+        <w:jc w:val="both"/>
+        <w:rPr>
+          <w:sz w:val="24"/>
+          <w:szCs w:val="24"/>
+        </w:rPr>
+      </w:pPr>
+    </w:p>
+    <w:p>
+      <w:pPr>
+        <w:pStyle w:val="ListParagraph"/>
+        <w:spacing w:after="40"/>
+        <w:ind w:left="1800" w:right="1440"/>
+        <w:jc w:val="both"/>
+        <w:rPr>
+          <w:sz w:val="24"/>
+          <w:szCs w:val="24"/>
+        </w:rPr>
+      </w:pPr>
+    </w:p>
+    <w:p>
+      <w:pPr>
+        <w:pStyle w:val="ListParagraph"/>
+        <w:spacing w:after="40"/>
+        <w:ind w:left="1800" w:right="1440"/>
+        <w:jc w:val="both"/>
+        <w:rPr>
+          <w:sz w:val="24"/>
+          <w:szCs w:val="24"/>
+        </w:rPr>
+      </w:pPr>
+    </w:p>
+    <w:p>
+      <w:pPr>
+        <w:pStyle w:val="ListParagraph"/>
+        <w:spacing w:after="40"/>
+        <w:ind w:left="1800" w:right="1440"/>
+        <w:jc w:val="both"/>
+        <w:rPr>
+          <w:sz w:val="24"/>
+          <w:szCs w:val="24"/>
+        </w:rPr>
+      </w:pPr>
+    </w:p>
+    <w:p>
+      <w:pPr>
+        <w:pStyle w:val="ListParagraph"/>
+        <w:spacing w:after="40"/>
+        <w:ind w:left="1800" w:right="1440"/>
+        <w:jc w:val="both"/>
+        <w:rPr>
+          <w:sz w:val="24"/>
+          <w:szCs w:val="24"/>
+        </w:rPr>
+      </w:pPr>
+    </w:p>
+    <w:p>
+      <w:pPr>
+        <w:pStyle w:val="ListParagraph"/>
+        <w:spacing w:after="40"/>
+        <w:ind w:left="1800" w:right="1440"/>
+        <w:jc w:val="both"/>
+        <w:rPr>
+          <w:sz w:val="24"/>
+          <w:szCs w:val="24"/>
+        </w:rPr>
+      </w:pPr>
+    </w:p>
+    <w:p>
+      <w:pPr>
+        <w:pStyle w:val="ListParagraph"/>
+        <w:spacing w:after="40"/>
+        <w:ind w:left="1800" w:right="1440"/>
+        <w:jc w:val="both"/>
+        <w:rPr>
+          <w:sz w:val="24"/>
+          <w:szCs w:val="24"/>
+        </w:rPr>
+      </w:pPr>
+    </w:p>
+    <w:p>
+      <w:pPr>
+        <w:pStyle w:val="ListParagraph"/>
+        <w:spacing w:after="40"/>
+        <w:ind w:left="1800" w:right="1440"/>
+        <w:jc w:val="both"/>
+        <w:rPr>
+          <w:sz w:val="24"/>
+          <w:szCs w:val="24"/>
+        </w:rPr>
+      </w:pPr>
+    </w:p>
+    <w:p>
+      <w:pPr>
+        <w:pStyle w:val="ListParagraph"/>
+        <w:spacing w:after="40"/>
+        <w:ind w:left="1800" w:right="1440"/>
+        <w:jc w:val="both"/>
+        <w:rPr>
+          <w:sz w:val="24"/>
+          <w:szCs w:val="24"/>
+        </w:rPr>
+      </w:pPr>
+    </w:p>
+    <w:p>
+      <w:pPr>
+        <w:pStyle w:val="ListParagraph"/>
+        <w:spacing w:after="40"/>
+        <w:ind w:left="1800" w:right="1440"/>
+        <w:jc w:val="both"/>
+        <w:rPr>
+          <w:sz w:val="24"/>
+          <w:szCs w:val="24"/>
+        </w:rPr>
+      </w:pPr>
+    </w:p>
+    <w:p>
+      <w:pPr>
+        <w:pStyle w:val="ListParagraph"/>
+        <w:spacing w:after="40"/>
+        <w:ind w:left="1800" w:right="1440"/>
+        <w:jc w:val="both"/>
+        <w:rPr>
+          <w:sz w:val="24"/>
+          <w:szCs w:val="24"/>
+        </w:rPr>
+      </w:pPr>
+    </w:p>
+    <w:p>
+      <w:pPr>
+        <w:pStyle w:val="ListParagraph"/>
+        <w:spacing w:after="40"/>
+        <w:ind w:left="1800" w:right="1440"/>
+        <w:jc w:val="both"/>
+        <w:rPr>
+          <w:sz w:val="24"/>
+          <w:szCs w:val="24"/>
+        </w:rPr>
+      </w:pPr>
+    </w:p>
+    <w:p>
+      <w:pPr>
+        <w:pStyle w:val="ListParagraph"/>
+        <w:spacing w:after="40"/>
+        <w:ind w:left="1800" w:right="1440"/>
+        <w:jc w:val="both"/>
+        <w:rPr>
+          <w:sz w:val="24"/>
+          <w:szCs w:val="24"/>
+        </w:rPr>
+      </w:pPr>
+    </w:p>
+    <w:p>
+      <w:pPr>
+        <w:pStyle w:val="ListParagraph"/>
+        <w:spacing w:after="40"/>
+        <w:ind w:left="1800" w:right="1440"/>
+        <w:jc w:val="both"/>
+        <w:rPr>
+          <w:sz w:val="24"/>
+          <w:szCs w:val="24"/>
+        </w:rPr>
+      </w:pPr>
+    </w:p>
+    <w:p>
+      <w:pPr>
+        <w:pStyle w:val="ListParagraph"/>
+        <w:spacing w:after="40"/>
+        <w:ind w:left="1800" w:right="1440"/>
+        <w:jc w:val="both"/>
+        <w:rPr>
+          <w:sz w:val="24"/>
+          <w:szCs w:val="24"/>
+        </w:rPr>
+      </w:pPr>
+    </w:p>
+    <w:p>
+      <w:pPr>
+        <w:pStyle w:val="ListParagraph"/>
+        <w:spacing w:after="40"/>
+        <w:ind w:left="1800" w:right="1440"/>
+        <w:jc w:val="both"/>
+        <w:rPr>
+          <w:sz w:val="24"/>
+          <w:szCs w:val="24"/>
+        </w:rPr>
+      </w:pPr>
+    </w:p>
+    <w:p>
+      <w:pPr>
+        <w:pStyle w:val="ListParagraph"/>
+        <w:spacing w:after="40"/>
+        <w:ind w:left="1800" w:right="1440"/>
+        <w:jc w:val="both"/>
+        <w:rPr>
+          <w:sz w:val="24"/>
+          <w:szCs w:val="24"/>
+        </w:rPr>
+      </w:pPr>
+    </w:p>
+    <w:p>
+      <w:pPr>
+        <w:pStyle w:val="ListParagraph"/>
+        <w:spacing w:after="40"/>
+        <w:ind w:left="1800" w:right="1440"/>
+        <w:jc w:val="both"/>
+        <w:rPr>
+          <w:sz w:val="24"/>
+          <w:szCs w:val="24"/>
+        </w:rPr>
+      </w:pPr>
     </w:p>
     <w:p>
       <w:pPr>
@@ -1133,7 +1335,7 @@
               </wp:anchor>
             </w:drawing>
           </mc:Choice>
-          <mc:Fallback>
+          <mc:Fallback xmlns:w16sdtfl="http://schemas.microsoft.com/office/word/2024/wordml/sdtformatlock" xmlns:w16sdtdh="http://schemas.microsoft.com/office/word/2020/wordml/sdtdatahash" xmlns:w16du="http://schemas.microsoft.com/office/word/2023/wordml/word16du" xmlns:w16="http://schemas.microsoft.com/office/word/2018/wordml" xmlns:w16cid="http://schemas.microsoft.com/office/word/2016/wordml/cid" xmlns:w16cex="http://schemas.microsoft.com/office/word/2018/wordml/cex" xmlns:oel="http://schemas.microsoft.com/office/2019/extlst" xmlns:am3d="http://schemas.microsoft.com/office/drawing/2017/model3d" xmlns:aink="http://schemas.microsoft.com/office/drawing/2016/ink" xmlns:cx8="http://schemas.microsoft.com/office/drawing/2016/5/14/chartex" xmlns:cx7="http://schemas.microsoft.com/office/drawing/2016/5/13/chartex" xmlns:cx6="http://schemas.microsoft.com/office/drawing/2016/5/12/chartex" xmlns:cx5="http://schemas.microsoft.com/office/drawing/2016/5/11/chartex" xmlns:cx4="http://schemas.microsoft.com/office/drawing/2016/5/10/chartex" xmlns:cx3="http://schemas.microsoft.com/office/drawing/2016/5/9/chartex" xmlns:cx2="http://schemas.microsoft.com/office/drawing/2015/10/21/chartex">
             <w:pict>
               <v:line w14:anchorId="34B2A68D" id="Straight Connector 3" o:spid="_x0000_s1026" style="position:absolute;z-index:251663360;visibility:visible;mso-wrap-style:square;mso-height-percent:0;mso-wrap-distance-left:9pt;mso-wrap-distance-top:0;mso-wrap-distance-right:9pt;mso-wrap-distance-bottom:0;mso-position-horizontal:absolute;mso-position-horizontal-relative:text;mso-position-vertical:absolute;mso-position-vertical-relative:text;mso-height-percent:0;mso-height-relative:margin" from="74.95pt,19.55pt" to="548.2pt,19.55pt" o:gfxdata="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" strokecolor="black [3200]" strokeweight="1.5pt">
                 <v:stroke joinstyle="miter"/>
@@ -1237,8 +1439,18 @@
           <w:sz w:val="24"/>
           <w:szCs w:val="24"/>
         </w:rPr>
-        <w:t xml:space="preserve">ICT TECHNICIAN LEVEL 6 </w:t>
-      </w:r>
+        <w:t xml:space="preserve">ICT TECHNICIAN LEVEL </w:t>
+      </w:r>
+      <w:proofErr w:type="gramStart"/>
+      <w:r>
+        <w:rPr>
+          <w:rFonts w:ascii="Times New Roman" w:hAnsi="Times New Roman" w:cs="Times New Roman"/>
+          <w:sz w:val="24"/>
+          <w:szCs w:val="24"/>
+        </w:rPr>
+        <w:t xml:space="preserve">6 </w:t>
+      </w:r>
+      <w:proofErr w:type="gramEnd"/>
       <w:r>
         <w:rPr>
           <w:rFonts w:ascii="Times New Roman" w:hAnsi="Times New Roman" w:cs="Times New Roman"/>
@@ -1302,7 +1514,7 @@
               </wp:anchor>
             </w:drawing>
           </mc:Choice>
-          <mc:Fallback>
+          <mc:Fallback xmlns:w16sdtfl="http://schemas.microsoft.com/office/word/2024/wordml/sdtformatlock" xmlns:w16sdtdh="http://schemas.microsoft.com/office/word/2020/wordml/sdtdatahash" xmlns:w16du="http://schemas.microsoft.com/office/word/2023/wordml/word16du" xmlns:w16="http://schemas.microsoft.com/office/word/2018/wordml" xmlns:w16cid="http://schemas.microsoft.com/office/word/2016/wordml/cid" xmlns:w16cex="http://schemas.microsoft.com/office/word/2018/wordml/cex" xmlns:oel="http://schemas.microsoft.com/office/2019/extlst" xmlns:am3d="http://schemas.microsoft.com/office/drawing/2017/model3d" xmlns:aink="http://schemas.microsoft.com/office/drawing/2016/ink" xmlns:cx8="http://schemas.microsoft.com/office/drawing/2016/5/14/chartex" xmlns:cx7="http://schemas.microsoft.com/office/drawing/2016/5/13/chartex" xmlns:cx6="http://schemas.microsoft.com/office/drawing/2016/5/12/chartex" xmlns:cx5="http://schemas.microsoft.com/office/drawing/2016/5/11/chartex" xmlns:cx4="http://schemas.microsoft.com/office/drawing/2016/5/10/chartex" xmlns:cx3="http://schemas.microsoft.com/office/drawing/2016/5/9/chartex" xmlns:cx2="http://schemas.microsoft.com/office/drawing/2015/10/21/chartex">
             <w:pict>
               <v:line w14:anchorId="10EAE763" id="Straight Connector 4" o:spid="_x0000_s1026" style="position:absolute;z-index:251664384;visibility:visible;mso-wrap-style:square;mso-width-percent:0;mso-height-percent:0;mso-wrap-distance-left:9pt;mso-wrap-distance-top:0;mso-wrap-distance-right:9pt;mso-wrap-distance-bottom:0;mso-position-horizontal:absolute;mso-position-horizontal-relative:text;mso-position-vertical:absolute;mso-position-vertical-relative:text;mso-width-percent:0;mso-height-percent:0;mso-width-relative:margin;mso-height-relative:margin" from="36pt,14.05pt" to="586.5pt,14.05pt" o:gfxdata="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" strokecolor="black [3200]" strokeweight=".5pt">
                 <v:stroke joinstyle="miter"/>
@@ -1317,7 +1529,7 @@
           <w:sz w:val="24"/>
           <w:szCs w:val="24"/>
         </w:rPr>
-        <w:t>: CAT 1</w:t>
+        <w:t>: CAT 2</w:t>
       </w:r>
     </w:p>
     <w:p>
@@ -1379,7 +1591,7 @@
               </wp:anchor>
             </w:drawing>
           </mc:Choice>
-          <mc:Fallback>
+          <mc:Fallback xmlns:w16sdtfl="http://schemas.microsoft.com/office/word/2024/wordml/sdtformatlock" xmlns:w16sdtdh="http://schemas.microsoft.com/office/word/2020/wordml/sdtdatahash" xmlns:w16du="http://schemas.microsoft.com/office/word/2023/wordml/word16du" xmlns:w16="http://schemas.microsoft.com/office/word/2018/wordml" xmlns:w16cid="http://schemas.microsoft.com/office/word/2016/wordml/cid" xmlns:w16cex="http://schemas.microsoft.com/office/word/2018/wordml/cex" xmlns:oel="http://schemas.microsoft.com/office/2019/extlst" xmlns:am3d="http://schemas.microsoft.com/office/drawing/2017/model3d" xmlns:aink="http://schemas.microsoft.com/office/drawing/2016/ink" xmlns:cx8="http://schemas.microsoft.com/office/drawing/2016/5/14/chartex" xmlns:cx7="http://schemas.microsoft.com/office/drawing/2016/5/13/chartex" xmlns:cx6="http://schemas.microsoft.com/office/drawing/2016/5/12/chartex" xmlns:cx5="http://schemas.microsoft.com/office/drawing/2016/5/11/chartex" xmlns:cx4="http://schemas.microsoft.com/office/drawing/2016/5/10/chartex" xmlns:cx3="http://schemas.microsoft.com/office/drawing/2016/5/9/chartex" xmlns:cx2="http://schemas.microsoft.com/office/drawing/2015/10/21/chartex">
             <w:pict>
               <v:line w14:anchorId="649C53EA" id="Straight Connector 5" o:spid="_x0000_s1026" style="position:absolute;z-index:251665408;visibility:visible;mso-wrap-style:square;mso-wrap-distance-left:9pt;mso-wrap-distance-top:0;mso-wrap-distance-right:9pt;mso-wrap-distance-bottom:0;mso-position-horizontal:absolute;mso-position-horizontal-relative:text;mso-position-vertical:absolute;mso-position-vertical-relative:text" from="36pt,14.75pt" to="586.5pt,14.75pt" o:gfxdata="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" strokecolor="black [3200]" strokeweight=".5pt">
                 <v:stroke joinstyle="miter"/>
@@ -1414,11 +1626,158 @@
     </w:p>
     <w:p>
       <w:pPr>
-        <w:pStyle w:val="ListParagraph"/>
+        <w:pStyle w:val="NormalWeb"/>
         <w:numPr>
           <w:ilvl w:val="0"/>
-          <w:numId w:val="7"/>
+          <w:numId w:val="8"/>
         </w:numPr>
+        <w:spacing w:line="480" w:lineRule="auto"/>
+      </w:pPr>
+      <w:r>
+        <w:rPr>
+          <w:rStyle w:val="Strong"/>
+        </w:rPr>
+        <w:t>Explain THREE types of network security controls used to protect computer systems.</w:t>
+      </w:r>
+      <w:r>
+        <w:t xml:space="preserve"> (6 Marks)</w:t>
+      </w:r>
+    </w:p>
+    <w:p>
+      <w:pPr>
+        <w:pStyle w:val="NormalWeb"/>
+        <w:numPr>
+          <w:ilvl w:val="0"/>
+          <w:numId w:val="8"/>
+        </w:numPr>
+        <w:spacing w:line="480" w:lineRule="auto"/>
+      </w:pPr>
+      <w:r>
+        <w:rPr>
+          <w:rStyle w:val="Strong"/>
+        </w:rPr>
+        <w:t>Discuss THREE consequences of poor ICT security in an organization.</w:t>
+      </w:r>
+      <w:r>
+        <w:t xml:space="preserve"> (6 Marks)</w:t>
+      </w:r>
+    </w:p>
+    <w:p>
+      <w:pPr>
+        <w:pStyle w:val="NormalWeb"/>
+        <w:numPr>
+          <w:ilvl w:val="0"/>
+          <w:numId w:val="8"/>
+        </w:numPr>
+        <w:spacing w:line="480" w:lineRule="auto"/>
+      </w:pPr>
+      <w:r>
+        <w:rPr>
+          <w:rStyle w:val="Strong"/>
+        </w:rPr>
+        <w:t>Explain THREE techniques used in cryptography to protect data.</w:t>
+      </w:r>
+      <w:r>
+        <w:t xml:space="preserve"> (3 Marks)</w:t>
+      </w:r>
+    </w:p>
+    <w:p>
+      <w:pPr>
+        <w:pStyle w:val="NormalWeb"/>
+        <w:numPr>
+          <w:ilvl w:val="0"/>
+          <w:numId w:val="8"/>
+        </w:numPr>
+        <w:spacing w:line="480" w:lineRule="auto"/>
+      </w:pPr>
+      <w:r>
+        <w:rPr>
+          <w:rStyle w:val="Strong"/>
+        </w:rPr>
+        <w:t>Outline THREE characteristics of a strong password.</w:t>
+      </w:r>
+      <w:r>
+        <w:t xml:space="preserve"> (3 Marks)</w:t>
+      </w:r>
+    </w:p>
+    <w:p>
+      <w:pPr>
+        <w:pStyle w:val="NormalWeb"/>
+        <w:numPr>
+          <w:ilvl w:val="0"/>
+          <w:numId w:val="8"/>
+        </w:numPr>
+        <w:spacing w:line="480" w:lineRule="auto"/>
+      </w:pPr>
+      <w:r>
+        <w:rPr>
+          <w:rStyle w:val="Strong"/>
+        </w:rPr>
+        <w:t>What is cryptography in ICT security?</w:t>
+      </w:r>
+      <w:r>
+        <w:t xml:space="preserve"> (2 Marks)</w:t>
+      </w:r>
+    </w:p>
+    <w:p>
+      <w:pPr>
+        <w:pStyle w:val="NormalWeb"/>
+        <w:numPr>
+          <w:ilvl w:val="0"/>
+          <w:numId w:val="8"/>
+        </w:numPr>
+        <w:spacing w:line="480" w:lineRule="auto"/>
+      </w:pPr>
+      <w:r>
+        <w:rPr>
+          <w:rStyle w:val="Strong"/>
+        </w:rPr>
+        <w:t>List FOUR examples of security devices used in computer networks.</w:t>
+      </w:r>
+      <w:r>
+        <w:t xml:space="preserve"> (4 Marks)</w:t>
+      </w:r>
+    </w:p>
+    <w:p>
+      <w:pPr>
+        <w:pStyle w:val="NormalWeb"/>
+        <w:numPr>
+          <w:ilvl w:val="0"/>
+          <w:numId w:val="8"/>
+        </w:numPr>
+        <w:spacing w:line="480" w:lineRule="auto"/>
+      </w:pPr>
+      <w:r>
+        <w:rPr>
+          <w:rStyle w:val="Strong"/>
+        </w:rPr>
+        <w:t>Differentiate between encryption and decryption in cryptography.</w:t>
+      </w:r>
+      <w:r>
+        <w:t xml:space="preserve"> (4 Marks)</w:t>
+      </w:r>
+    </w:p>
+    <w:p>
+      <w:pPr>
+        <w:pStyle w:val="NormalWeb"/>
+        <w:numPr>
+          <w:ilvl w:val="0"/>
+          <w:numId w:val="8"/>
+        </w:numPr>
+        <w:spacing w:line="480" w:lineRule="auto"/>
+      </w:pPr>
+      <w:r>
+        <w:rPr>
+          <w:rStyle w:val="Strong"/>
+        </w:rPr>
+        <w:t>List TWO types of cryptographic keys used in data encryption.</w:t>
+      </w:r>
+      <w:r>
+        <w:t xml:space="preserve"> (2 Marks)</w:t>
+      </w:r>
+    </w:p>
+    <w:p>
+      <w:pPr>
         <w:spacing w:after="40"/>
         <w:ind w:right="1440"/>
         <w:jc w:val="both"/>
@@ -1427,339 +1786,8 @@
           <w:szCs w:val="24"/>
         </w:rPr>
       </w:pPr>
-      <w:r>
-        <w:rPr>
-          <w:sz w:val="24"/>
-          <w:szCs w:val="24"/>
-        </w:rPr>
-        <w:t>D</w:t>
-      </w:r>
-      <w:r>
-        <w:rPr>
-          <w:sz w:val="24"/>
-          <w:szCs w:val="24"/>
-        </w:rPr>
-        <w:t>iscuss THREE goals of ICT security. (6 Marks)</w:t>
-      </w:r>
-    </w:p>
-    <w:p>
-      <w:pPr>
-        <w:pStyle w:val="ListParagraph"/>
-        <w:numPr>
-          <w:ilvl w:val="0"/>
-          <w:numId w:val="7"/>
-        </w:numPr>
-        <w:spacing w:after="40"/>
-        <w:ind w:right="1440"/>
-        <w:jc w:val="both"/>
-        <w:rPr>
-          <w:sz w:val="24"/>
-          <w:szCs w:val="24"/>
-        </w:rPr>
-      </w:pPr>
-      <w:r>
-        <w:rPr>
-          <w:sz w:val="24"/>
-          <w:szCs w:val="24"/>
-        </w:rPr>
-        <w:t>Discuss THREE common categories of ICT security threats.</w:t>
-      </w:r>
-      <w:r>
-        <w:rPr>
-          <w:sz w:val="24"/>
-          <w:szCs w:val="24"/>
-        </w:rPr>
-        <w:t xml:space="preserve"> </w:t>
-      </w:r>
-      <w:r>
-        <w:rPr>
-          <w:sz w:val="24"/>
-          <w:szCs w:val="24"/>
-        </w:rPr>
-        <w:t>(6 Marks)</w:t>
-      </w:r>
-    </w:p>
-    <w:p>
-      <w:pPr>
-        <w:pStyle w:val="ListParagraph"/>
-        <w:numPr>
-          <w:ilvl w:val="0"/>
-          <w:numId w:val="7"/>
-        </w:numPr>
-        <w:spacing w:after="40"/>
-        <w:ind w:right="1440"/>
-        <w:jc w:val="both"/>
-        <w:rPr>
-          <w:sz w:val="24"/>
-          <w:szCs w:val="24"/>
-        </w:rPr>
-      </w:pPr>
-      <w:r>
-        <w:rPr>
-          <w:sz w:val="24"/>
-          <w:szCs w:val="24"/>
-        </w:rPr>
-        <w:t>Explain THREE categories of computer hackers.</w:t>
-      </w:r>
-      <w:r>
-        <w:rPr>
-          <w:sz w:val="24"/>
-          <w:szCs w:val="24"/>
-        </w:rPr>
-        <w:t xml:space="preserve"> </w:t>
-      </w:r>
-      <w:r>
-        <w:rPr>
-          <w:sz w:val="24"/>
-          <w:szCs w:val="24"/>
-        </w:rPr>
-        <w:t>(</w:t>
-      </w:r>
-      <w:r>
-        <w:rPr>
-          <w:sz w:val="24"/>
-          <w:szCs w:val="24"/>
-        </w:rPr>
-        <w:t>3</w:t>
-      </w:r>
-      <w:r>
-        <w:rPr>
-          <w:sz w:val="24"/>
-          <w:szCs w:val="24"/>
-        </w:rPr>
-        <w:t xml:space="preserve"> Marks)</w:t>
-      </w:r>
-    </w:p>
-    <w:p>
-      <w:pPr>
-        <w:pStyle w:val="ListParagraph"/>
-        <w:numPr>
-          <w:ilvl w:val="0"/>
-          <w:numId w:val="7"/>
-        </w:numPr>
-        <w:spacing w:after="40"/>
-        <w:ind w:right="1440"/>
-        <w:jc w:val="both"/>
-        <w:rPr>
-          <w:sz w:val="24"/>
-          <w:szCs w:val="24"/>
-        </w:rPr>
-      </w:pPr>
-      <w:r>
-        <w:rPr>
-          <w:sz w:val="24"/>
-          <w:szCs w:val="24"/>
-        </w:rPr>
-        <w:t xml:space="preserve">Outline </w:t>
-      </w:r>
-      <w:r>
-        <w:rPr>
-          <w:sz w:val="24"/>
-          <w:szCs w:val="24"/>
-        </w:rPr>
-        <w:t>THREE</w:t>
-      </w:r>
-      <w:r>
-        <w:rPr>
-          <w:sz w:val="24"/>
-          <w:szCs w:val="24"/>
-        </w:rPr>
-        <w:t xml:space="preserve"> symptoms of malware infection in a computer system</w:t>
-      </w:r>
-      <w:r>
-        <w:rPr>
-          <w:sz w:val="24"/>
-          <w:szCs w:val="24"/>
-        </w:rPr>
-        <w:t xml:space="preserve"> </w:t>
-      </w:r>
-      <w:r>
-        <w:rPr>
-          <w:sz w:val="24"/>
-          <w:szCs w:val="24"/>
-        </w:rPr>
-        <w:t>(</w:t>
-      </w:r>
-      <w:r>
-        <w:rPr>
-          <w:sz w:val="24"/>
-          <w:szCs w:val="24"/>
-        </w:rPr>
-        <w:t>3</w:t>
-      </w:r>
-      <w:r>
-        <w:rPr>
-          <w:sz w:val="24"/>
-          <w:szCs w:val="24"/>
-        </w:rPr>
-        <w:t xml:space="preserve"> Marks)</w:t>
-      </w:r>
-    </w:p>
-    <w:p>
-      <w:pPr>
-        <w:pStyle w:val="ListParagraph"/>
-        <w:numPr>
-          <w:ilvl w:val="0"/>
-          <w:numId w:val="7"/>
-        </w:numPr>
-        <w:spacing w:after="40"/>
-        <w:ind w:right="1440"/>
-        <w:jc w:val="both"/>
-        <w:rPr>
-          <w:sz w:val="24"/>
-          <w:szCs w:val="24"/>
-        </w:rPr>
-      </w:pPr>
-      <w:r>
-        <w:rPr>
-          <w:sz w:val="24"/>
-          <w:szCs w:val="24"/>
-        </w:rPr>
-        <w:t>What do you understand by Denial-of-service attack? (2 marks)</w:t>
-      </w:r>
-    </w:p>
-    <w:p>
-      <w:pPr>
-        <w:pStyle w:val="ListParagraph"/>
-        <w:numPr>
-          <w:ilvl w:val="0"/>
-          <w:numId w:val="7"/>
-        </w:numPr>
-        <w:spacing w:after="40"/>
-        <w:ind w:right="1440"/>
-        <w:jc w:val="both"/>
-        <w:rPr>
-          <w:sz w:val="24"/>
-          <w:szCs w:val="24"/>
-        </w:rPr>
-      </w:pPr>
-      <w:r>
-        <w:rPr>
-          <w:sz w:val="24"/>
-          <w:szCs w:val="24"/>
-        </w:rPr>
-        <w:t xml:space="preserve">List FOUR types of DDOS attacks. </w:t>
-      </w:r>
-      <w:r>
-        <w:rPr>
-          <w:sz w:val="24"/>
-          <w:szCs w:val="24"/>
-        </w:rPr>
-        <w:t>(</w:t>
-      </w:r>
-      <w:r>
-        <w:rPr>
-          <w:sz w:val="24"/>
-          <w:szCs w:val="24"/>
-        </w:rPr>
-        <w:t>4</w:t>
-      </w:r>
-      <w:r>
-        <w:rPr>
-          <w:sz w:val="24"/>
-          <w:szCs w:val="24"/>
-        </w:rPr>
-        <w:t xml:space="preserve"> marks)</w:t>
-      </w:r>
-    </w:p>
-    <w:p>
-      <w:pPr>
-        <w:pStyle w:val="ListParagraph"/>
-        <w:numPr>
-          <w:ilvl w:val="0"/>
-          <w:numId w:val="7"/>
-        </w:numPr>
-        <w:spacing w:after="40"/>
-        <w:ind w:right="1440"/>
-        <w:jc w:val="both"/>
-        <w:rPr>
-          <w:sz w:val="24"/>
-          <w:szCs w:val="24"/>
-        </w:rPr>
-      </w:pPr>
-      <w:r>
-        <w:rPr>
-          <w:sz w:val="24"/>
-          <w:szCs w:val="24"/>
-        </w:rPr>
-        <w:t xml:space="preserve">Differentiate between </w:t>
-      </w:r>
-      <w:r>
-        <w:rPr>
-          <w:sz w:val="24"/>
-          <w:szCs w:val="24"/>
-        </w:rPr>
-        <w:t>authentication</w:t>
-      </w:r>
-      <w:r>
-        <w:rPr>
-          <w:sz w:val="24"/>
-          <w:szCs w:val="24"/>
-        </w:rPr>
-        <w:t xml:space="preserve"> and </w:t>
-      </w:r>
-      <w:r>
-        <w:rPr>
-          <w:sz w:val="24"/>
-          <w:szCs w:val="24"/>
-        </w:rPr>
-        <w:t xml:space="preserve">authorization </w:t>
-      </w:r>
-      <w:r>
-        <w:rPr>
-          <w:sz w:val="24"/>
-          <w:szCs w:val="24"/>
-        </w:rPr>
-        <w:t>(</w:t>
-      </w:r>
-      <w:r>
-        <w:rPr>
-          <w:sz w:val="24"/>
-          <w:szCs w:val="24"/>
-        </w:rPr>
-        <w:t>4</w:t>
-      </w:r>
-      <w:r>
-        <w:rPr>
-          <w:sz w:val="24"/>
-          <w:szCs w:val="24"/>
-        </w:rPr>
-        <w:t xml:space="preserve"> marks)</w:t>
-      </w:r>
-    </w:p>
-    <w:p>
-      <w:pPr>
-        <w:pStyle w:val="ListParagraph"/>
-        <w:numPr>
-          <w:ilvl w:val="0"/>
-          <w:numId w:val="7"/>
-        </w:numPr>
-        <w:spacing w:after="40"/>
-        <w:ind w:right="1440"/>
-        <w:jc w:val="both"/>
-        <w:rPr>
-          <w:sz w:val="24"/>
-          <w:szCs w:val="24"/>
-        </w:rPr>
-      </w:pPr>
-      <w:r>
-        <w:rPr>
-          <w:sz w:val="24"/>
-          <w:szCs w:val="24"/>
-        </w:rPr>
-        <w:t>List TWO authentication techniques (2 marks)</w:t>
-      </w:r>
-    </w:p>
-    <w:p>
-      <w:pPr>
-        <w:spacing w:after="40"/>
-        <w:ind w:right="1440"/>
-        <w:jc w:val="both"/>
-        <w:rPr>
-          <w:sz w:val="24"/>
-          <w:szCs w:val="24"/>
-        </w:rPr>
-      </w:pPr>
+      <w:bookmarkStart w:id="0" w:name="_GoBack"/>
+      <w:bookmarkEnd w:id="0"/>
     </w:p>
     <w:sectPr>
       <w:pgSz w:w="12240" w:h="15840"/>
@@ -1772,8 +1800,206 @@
 </file>
 
 <file path=word/numbering.xml><?xml version="1.0" encoding="utf-8"?>
-<w:numbering xmlns:wpc="http://schemas.microsoft.com/office/word/2010/wordprocessingCanvas" xmlns:cx="http://schemas.microsoft.com/office/drawing/2014/chartex" xmlns:cx1="http://schemas.microsoft.com/office/drawing/2015/9/8/chartex" xmlns:cx2="http://schemas.microsoft.com/office/drawing/2015/10/21/chartex" xmlns:cx3="http://schemas.microsoft.com/office/drawing/2016/5/9/chartex" xmlns:cx4="http://schemas.microsoft.com/office/drawing/2016/5/10/chartex" xmlns:cx5="http://schemas.microsoft.com/office/drawing/2016/5/11/chartex" xmlns:cx6="http://schemas.microsoft.com/office/drawing/2016/5/12/chartex" xmlns:cx7="http://schemas.microsoft.com/office/drawing/2016/5/13/chartex" xmlns:cx8="http://schemas.microsoft.com/office/drawing/2016/5/14/chartex" xmlns:mc="http://schemas.openxmlformats.org/markup-compatibility/2006" xmlns:aink="http://schemas.microsoft.com/office/drawing/2016/ink" xmlns:am3d="http://schemas.microsoft.com/office/drawing/2017/model3d" xmlns:o="urn:schemas-microsoft-com:office:office" xmlns:oel="http://schemas.microsoft.com/office/2019/extlst" xmlns:r="http://schemas.openxmlformats.org/officeDocument/2006/relationships" xmlns:m="http://schemas.openxmlformats.org/officeDocument/2006/math" xmlns:v="urn:schemas-microsoft-com:vml" xmlns:wp14="http://schemas.microsoft.com/office/word/2010/wordprocessingDrawing" xmlns:wp="http://schemas.openxmlformats.org/drawingml/2006/wordprocessingDrawing" xmlns:w10="urn:schemas-microsoft-com:office:word" xmlns:w="http://schemas.openxmlformats.org/wordprocessingml/2006/main" xmlns:w14="http://schemas.microsoft.com/office/word/2010/wordml" xmlns:w15="http://schemas.microsoft.com/office/word/2012/wordml" xmlns:w16cex="http://schemas.microsoft.com/office/word/2018/wordml/cex" xmlns:w16cid="http://schemas.microsoft.com/office/word/2016/wordml/cid" xmlns:w16="http://schemas.microsoft.com/office/word/2018/wordml" xmlns:w16du="http://schemas.microsoft.com/office/word/2023/wordml/word16du" xmlns:w16sdtdh="http://schemas.microsoft.com/office/word/2020/wordml/sdtdatahash" xmlns:w16sdtfl="http://schemas.microsoft.com/office/word/2024/wordml/sdtformatlock" xmlns:w16se="http://schemas.microsoft.com/office/word/2015/wordml/symex" xmlns:wpg="http://schemas.microsoft.com/office/word/2010/wordprocessingGroup" xmlns:wpi="http://schemas.microsoft.com/office/word/2010/wordprocessingInk" xmlns:wne="http://schemas.microsoft.com/office/word/2006/wordml" xmlns:wps="http://schemas.microsoft.com/office/word/2010/wordprocessingShape" mc:Ignorable="w14 w15 w16se w16cid w16 w16cex w16sdtdh w16sdtfl w16du wp14">
+<w:numbering xmlns:wpc="http://schemas.microsoft.com/office/word/2010/wordprocessingCanvas" xmlns:cx="http://schemas.microsoft.com/office/drawing/2014/chartex" xmlns:cx1="http://schemas.microsoft.com/office/drawing/2015/9/8/chartex" xmlns:mc="http://schemas.openxmlformats.org/markup-compatibility/2006" xmlns:o="urn:schemas-microsoft-com:office:office" xmlns:r="http://schemas.openxmlformats.org/officeDocument/2006/relationships" xmlns:m="http://schemas.openxmlformats.org/officeDocument/2006/math" xmlns:v="urn:schemas-microsoft-com:vml" xmlns:wp14="http://schemas.microsoft.com/office/word/2010/wordprocessingDrawing" xmlns:wp="http://schemas.openxmlformats.org/drawingml/2006/wordprocessingDrawing" xmlns:w10="urn:schemas-microsoft-com:office:word" xmlns:w="http://schemas.openxmlformats.org/wordprocessingml/2006/main" xmlns:w14="http://schemas.microsoft.com/office/word/2010/wordml" xmlns:w15="http://schemas.microsoft.com/office/word/2012/wordml" xmlns:w16se="http://schemas.microsoft.com/office/word/2015/wordml/symex" xmlns:wpg="http://schemas.microsoft.com/office/word/2010/wordprocessingGroup" xmlns:wpi="http://schemas.microsoft.com/office/word/2010/wordprocessingInk" xmlns:wne="http://schemas.microsoft.com/office/word/2006/wordml" xmlns:wps="http://schemas.microsoft.com/office/word/2010/wordprocessingShape" mc:Ignorable="w14 w15 w16se wp14">
   <w:abstractNum w:abstractNumId="0" w15:restartNumberingAfterBreak="0">
+    <w:nsid w:val="01124FCC"/>
+    <w:multiLevelType w:val="hybridMultilevel"/>
+    <w:tmpl w:val="2BD4AA88"/>
+    <w:lvl w:ilvl="0" w:tplc="0409000F">
+      <w:start w:val="1"/>
+      <w:numFmt w:val="decimal"/>
+      <w:lvlText w:val="%1."/>
+      <w:lvlJc w:val="left"/>
+      <w:pPr>
+        <w:ind w:left="1800" w:hanging="360"/>
+      </w:pPr>
+    </w:lvl>
+    <w:lvl w:ilvl="1" w:tplc="04090019" w:tentative="1">
+      <w:start w:val="1"/>
+      <w:numFmt w:val="lowerLetter"/>
+      <w:lvlText w:val="%2."/>
+      <w:lvlJc w:val="left"/>
+      <w:pPr>
+        <w:ind w:left="2520" w:hanging="360"/>
+      </w:pPr>
+    </w:lvl>
+    <w:lvl w:ilvl="2" w:tplc="0409001B" w:tentative="1">
+      <w:start w:val="1"/>
+      <w:numFmt w:val="lowerRoman"/>
+      <w:lvlText w:val="%3."/>
+      <w:lvlJc w:val="right"/>
+      <w:pPr>
+        <w:ind w:left="3240" w:hanging="180"/>
+      </w:pPr>
+    </w:lvl>
+    <w:lvl w:ilvl="3" w:tplc="0409000F" w:tentative="1">
+      <w:start w:val="1"/>
+      <w:numFmt w:val="decimal"/>
+      <w:lvlText w:val="%4."/>
+      <w:lvlJc w:val="left"/>
+      <w:pPr>
+        <w:ind w:left="3960" w:hanging="360"/>
+      </w:pPr>
+    </w:lvl>
+    <w:lvl w:ilvl="4" w:tplc="04090019" w:tentative="1">
+      <w:start w:val="1"/>
+      <w:numFmt w:val="lowerLetter"/>
+      <w:lvlText w:val="%5."/>
+      <w:lvlJc w:val="left"/>
+      <w:pPr>
+        <w:ind w:left="4680" w:hanging="360"/>
+      </w:pPr>
+    </w:lvl>
+    <w:lvl w:ilvl="5" w:tplc="0409001B" w:tentative="1">
+      <w:start w:val="1"/>
+      <w:numFmt w:val="lowerRoman"/>
+      <w:lvlText w:val="%6."/>
+      <w:lvlJc w:val="right"/>
+      <w:pPr>
+        <w:ind w:left="5400" w:hanging="180"/>
+      </w:pPr>
+    </w:lvl>
+    <w:lvl w:ilvl="6" w:tplc="0409000F" w:tentative="1">
+      <w:start w:val="1"/>
+      <w:numFmt w:val="decimal"/>
+      <w:lvlText w:val="%7."/>
+      <w:lvlJc w:val="left"/>
+      <w:pPr>
+        <w:ind w:left="6120" w:hanging="360"/>
+      </w:pPr>
+    </w:lvl>
+    <w:lvl w:ilvl="7" w:tplc="04090019" w:tentative="1">
+      <w:start w:val="1"/>
+      <w:numFmt w:val="lowerLetter"/>
+      <w:lvlText w:val="%8."/>
+      <w:lvlJc w:val="left"/>
+      <w:pPr>
+        <w:ind w:left="6840" w:hanging="360"/>
+      </w:pPr>
+    </w:lvl>
+    <w:lvl w:ilvl="8" w:tplc="0409001B" w:tentative="1">
+      <w:start w:val="1"/>
+      <w:numFmt w:val="lowerRoman"/>
+      <w:lvlText w:val="%9."/>
+      <w:lvlJc w:val="right"/>
+      <w:pPr>
+        <w:ind w:left="7560" w:hanging="180"/>
+      </w:pPr>
+    </w:lvl>
+  </w:abstractNum>
+  <w:abstractNum w:abstractNumId="1" w15:restartNumberingAfterBreak="0">
+    <w:nsid w:val="01D874DF"/>
+    <w:multiLevelType w:val="hybridMultilevel"/>
+    <w:tmpl w:val="9BCC8FCC"/>
+    <w:lvl w:ilvl="0" w:tplc="04090001">
+      <w:numFmt w:val="bullet"/>
+      <w:lvlText w:val=""/>
+      <w:lvlJc w:val="left"/>
+      <w:pPr>
+        <w:ind w:left="720" w:hanging="360"/>
+      </w:pPr>
+      <w:rPr>
+        <w:rFonts w:ascii="Symbol" w:eastAsia="Times New Roman" w:hAnsi="Symbol" w:cs="Times New Roman" w:hint="default"/>
+      </w:rPr>
+    </w:lvl>
+    <w:lvl w:ilvl="1" w:tplc="04090003" w:tentative="1">
+      <w:start w:val="1"/>
+      <w:numFmt w:val="bullet"/>
+      <w:lvlText w:val="o"/>
+      <w:lvlJc w:val="left"/>
+      <w:pPr>
+        <w:ind w:left="1440" w:hanging="360"/>
+      </w:pPr>
+      <w:rPr>
+        <w:rFonts w:ascii="Courier New" w:hAnsi="Courier New" w:cs="Courier New" w:hint="default"/>
+      </w:rPr>
+    </w:lvl>
+    <w:lvl w:ilvl="2" w:tplc="04090005" w:tentative="1">
+      <w:start w:val="1"/>
+      <w:numFmt w:val="bullet"/>
+      <w:lvlText w:val=""/>
+      <w:lvlJc w:val="left"/>
+      <w:pPr>
+        <w:ind w:left="2160" w:hanging="360"/>
+      </w:pPr>
+      <w:rPr>
+        <w:rFonts w:ascii="Wingdings" w:hAnsi="Wingdings" w:hint="default"/>
+      </w:rPr>
+    </w:lvl>
+    <w:lvl w:ilvl="3" w:tplc="04090001" w:tentative="1">
+      <w:start w:val="1"/>
+      <w:numFmt w:val="bullet"/>
+      <w:lvlText w:val=""/>
+      <w:lvlJc w:val="left"/>
+      <w:pPr>
+        <w:ind w:left="2880" w:hanging="360"/>
+      </w:pPr>
+      <w:rPr>
+        <w:rFonts w:ascii="Symbol" w:hAnsi="Symbol" w:hint="default"/>
+      </w:rPr>
+    </w:lvl>
+    <w:lvl w:ilvl="4" w:tplc="04090003" w:tentative="1">
+      <w:start w:val="1"/>
+      <w:numFmt w:val="bullet"/>
+      <w:lvlText w:val="o"/>
+      <w:lvlJc w:val="left"/>
+      <w:pPr>
+        <w:ind w:left="3600" w:hanging="360"/>
+      </w:pPr>
+      <w:rPr>
+        <w:rFonts w:ascii="Courier New" w:hAnsi="Courier New" w:cs="Courier New" w:hint="default"/>
+      </w:rPr>
+    </w:lvl>
+    <w:lvl w:ilvl="5" w:tplc="04090005" w:tentative="1">
+      <w:start w:val="1"/>
+      <w:numFmt w:val="bullet"/>
+      <w:lvlText w:val=""/>
+      <w:lvlJc w:val="left"/>
+      <w:pPr>
+        <w:ind w:left="4320" w:hanging="360"/>
+      </w:pPr>
+      <w:rPr>
+        <w:rFonts w:ascii="Wingdings" w:hAnsi="Wingdings" w:hint="default"/>
+      </w:rPr>
+    </w:lvl>
+    <w:lvl w:ilvl="6" w:tplc="04090001" w:tentative="1">
+      <w:start w:val="1"/>
+      <w:numFmt w:val="bullet"/>
+      <w:lvlText w:val=""/>
+      <w:lvlJc w:val="left"/>
+      <w:pPr>
+        <w:ind w:left="5040" w:hanging="360"/>
+      </w:pPr>
+      <w:rPr>
+        <w:rFonts w:ascii="Symbol" w:hAnsi="Symbol" w:hint="default"/>
+      </w:rPr>
+    </w:lvl>
+    <w:lvl w:ilvl="7" w:tplc="04090003" w:tentative="1">
+      <w:start w:val="1"/>
+      <w:numFmt w:val="bullet"/>
+      <w:lvlText w:val="o"/>
+      <w:lvlJc w:val="left"/>
+      <w:pPr>
+        <w:ind w:left="5760" w:hanging="360"/>
+      </w:pPr>
+      <w:rPr>
+        <w:rFonts w:ascii="Courier New" w:hAnsi="Courier New" w:cs="Courier New" w:hint="default"/>
+      </w:rPr>
+    </w:lvl>
+    <w:lvl w:ilvl="8" w:tplc="04090005" w:tentative="1">
+      <w:start w:val="1"/>
+      <w:numFmt w:val="bullet"/>
+      <w:lvlText w:val=""/>
+      <w:lvlJc w:val="left"/>
+      <w:pPr>
+        <w:ind w:left="6480" w:hanging="360"/>
+      </w:pPr>
+      <w:rPr>
+        <w:rFonts w:ascii="Wingdings" w:hAnsi="Wingdings" w:hint="default"/>
+      </w:rPr>
+    </w:lvl>
+  </w:abstractNum>
+  <w:abstractNum w:abstractNumId="2" w15:restartNumberingAfterBreak="0">
     <w:nsid w:val="2C600A73"/>
     <w:multiLevelType w:val="hybridMultilevel"/>
     <w:tmpl w:val="975C4DE4"/>
@@ -1862,7 +2088,7 @@
       </w:pPr>
     </w:lvl>
   </w:abstractNum>
-  <w:abstractNum w:abstractNumId="1" w15:restartNumberingAfterBreak="0">
+  <w:abstractNum w:abstractNumId="3" w15:restartNumberingAfterBreak="0">
     <w:nsid w:val="2FD413F9"/>
     <w:multiLevelType w:val="hybridMultilevel"/>
     <w:tmpl w:val="DB5033D8"/>
@@ -1948,7 +2174,7 @@
       </w:pPr>
     </w:lvl>
   </w:abstractNum>
-  <w:abstractNum w:abstractNumId="2" w15:restartNumberingAfterBreak="0">
+  <w:abstractNum w:abstractNumId="4" w15:restartNumberingAfterBreak="0">
     <w:nsid w:val="3AC01E4A"/>
     <w:multiLevelType w:val="hybridMultilevel"/>
     <w:tmpl w:val="2BA859E8"/>
@@ -2040,7 +2266,7 @@
       </w:pPr>
     </w:lvl>
   </w:abstractNum>
-  <w:abstractNum w:abstractNumId="3" w15:restartNumberingAfterBreak="0">
+  <w:abstractNum w:abstractNumId="5" w15:restartNumberingAfterBreak="0">
     <w:nsid w:val="56AA78D3"/>
     <w:multiLevelType w:val="hybridMultilevel"/>
     <w:tmpl w:val="CF269F2E"/>
@@ -2129,7 +2355,7 @@
       </w:pPr>
     </w:lvl>
   </w:abstractNum>
-  <w:abstractNum w:abstractNumId="4" w15:restartNumberingAfterBreak="0">
+  <w:abstractNum w:abstractNumId="6" w15:restartNumberingAfterBreak="0">
     <w:nsid w:val="584D3A78"/>
     <w:multiLevelType w:val="hybridMultilevel"/>
     <w:tmpl w:val="984058E0"/>
@@ -2218,7 +2444,7 @@
       </w:pPr>
     </w:lvl>
   </w:abstractNum>
-  <w:abstractNum w:abstractNumId="5" w15:restartNumberingAfterBreak="0">
+  <w:abstractNum w:abstractNumId="7" w15:restartNumberingAfterBreak="0">
     <w:nsid w:val="5EE07533"/>
     <w:multiLevelType w:val="hybridMultilevel"/>
     <w:tmpl w:val="975C4DE4"/>
@@ -2307,7 +2533,7 @@
       </w:pPr>
     </w:lvl>
   </w:abstractNum>
-  <w:abstractNum w:abstractNumId="6" w15:restartNumberingAfterBreak="0">
+  <w:abstractNum w:abstractNumId="8" w15:restartNumberingAfterBreak="0">
     <w:nsid w:val="7AFB4257"/>
     <w:multiLevelType w:val="hybridMultilevel"/>
     <w:tmpl w:val="E80E1898"/>
@@ -2396,32 +2622,38 @@
       </w:pPr>
     </w:lvl>
   </w:abstractNum>
-  <w:num w:numId="1" w16cid:durableId="328483442">
+  <w:num w:numId="1">
+    <w:abstractNumId w:val="8"/>
+  </w:num>
+  <w:num w:numId="2">
+    <w:abstractNumId w:val="5"/>
+  </w:num>
+  <w:num w:numId="3">
+    <w:abstractNumId w:val="7"/>
+  </w:num>
+  <w:num w:numId="4">
+    <w:abstractNumId w:val="2"/>
+  </w:num>
+  <w:num w:numId="5">
     <w:abstractNumId w:val="6"/>
   </w:num>
-  <w:num w:numId="2" w16cid:durableId="407460890">
+  <w:num w:numId="6">
+    <w:abstractNumId w:val="4"/>
+  </w:num>
+  <w:num w:numId="7">
     <w:abstractNumId w:val="3"/>
   </w:num>
-  <w:num w:numId="3" w16cid:durableId="2062902856">
-    <w:abstractNumId w:val="5"/>
-  </w:num>
-  <w:num w:numId="4" w16cid:durableId="2088724543">
+  <w:num w:numId="8">
     <w:abstractNumId w:val="0"/>
   </w:num>
-  <w:num w:numId="5" w16cid:durableId="1841047276">
-    <w:abstractNumId w:val="4"/>
-  </w:num>
-  <w:num w:numId="6" w16cid:durableId="1108311598">
-    <w:abstractNumId w:val="2"/>
-  </w:num>
-  <w:num w:numId="7" w16cid:durableId="1756707210">
+  <w:num w:numId="9">
     <w:abstractNumId w:val="1"/>
   </w:num>
 </w:numbering>
 </file>
 
 <file path=word/styles.xml><?xml version="1.0" encoding="utf-8"?>
-<w:styles xmlns:mc="http://schemas.openxmlformats.org/markup-compatibility/2006" xmlns:r="http://schemas.openxmlformats.org/officeDocument/2006/relationships" xmlns:w="http://schemas.openxmlformats.org/wordprocessingml/2006/main" xmlns:w14="http://schemas.microsoft.com/office/word/2010/wordml" xmlns:w15="http://schemas.microsoft.com/office/word/2012/wordml" xmlns:w16cex="http://schemas.microsoft.com/office/word/2018/wordml/cex" xmlns:w16cid="http://schemas.microsoft.com/office/word/2016/wordml/cid" xmlns:w16="http://schemas.microsoft.com/office/word/2018/wordml" xmlns:w16du="http://schemas.microsoft.com/office/word/2023/wordml/word16du" xmlns:w16sdtdh="http://schemas.microsoft.com/office/word/2020/wordml/sdtdatahash" xmlns:w16sdtfl="http://schemas.microsoft.com/office/word/2024/wordml/sdtformatlock" xmlns:w16se="http://schemas.microsoft.com/office/word/2015/wordml/symex" mc:Ignorable="w14 w15 w16se w16cid w16 w16cex w16sdtdh w16sdtfl w16du">
+<w:styles xmlns:mc="http://schemas.openxmlformats.org/markup-compatibility/2006" xmlns:r="http://schemas.openxmlformats.org/officeDocument/2006/relationships" xmlns:w="http://schemas.openxmlformats.org/wordprocessingml/2006/main" xmlns:w14="http://schemas.microsoft.com/office/word/2010/wordml" xmlns:w15="http://schemas.microsoft.com/office/word/2012/wordml" xmlns:w16se="http://schemas.microsoft.com/office/word/2015/wordml/symex" mc:Ignorable="w14 w15 w16se">
   <w:docDefaults>
     <w:rPrDefault>
       <w:rPr>
@@ -2439,7 +2671,7 @@
       </w:pPr>
     </w:pPrDefault>
   </w:docDefaults>
-  <w:latentStyles w:defLockedState="0" w:defUIPriority="99" w:defSemiHidden="0" w:defUnhideWhenUsed="0" w:defQFormat="0" w:count="376">
+  <w:latentStyles w:defLockedState="0" w:defUIPriority="99" w:defSemiHidden="0" w:defUnhideWhenUsed="0" w:defQFormat="0" w:count="371">
     <w:lsdException w:name="Normal" w:uiPriority="0" w:qFormat="1"/>
     <w:lsdException w:name="heading 1" w:uiPriority="9" w:qFormat="1"/>
     <w:lsdException w:name="heading 2" w:semiHidden="1" w:uiPriority="9" w:unhideWhenUsed="1" w:qFormat="1"/>
@@ -2811,11 +3043,6 @@
     <w:lsdException w:name="List Table 5 Dark Accent 6" w:uiPriority="50"/>
     <w:lsdException w:name="List Table 6 Colorful Accent 6" w:uiPriority="51"/>
     <w:lsdException w:name="List Table 7 Colorful Accent 6" w:uiPriority="52"/>
-    <w:lsdException w:name="Mention" w:semiHidden="1" w:unhideWhenUsed="1"/>
-    <w:lsdException w:name="Smart Hyperlink" w:semiHidden="1" w:unhideWhenUsed="1"/>
-    <w:lsdException w:name="Hashtag" w:semiHidden="1" w:unhideWhenUsed="1"/>
-    <w:lsdException w:name="Unresolved Mention" w:semiHidden="1" w:unhideWhenUsed="1"/>
-    <w:lsdException w:name="Smart Link" w:semiHidden="1" w:unhideWhenUsed="1"/>
   </w:latentStyles>
   <w:style w:type="paragraph" w:default="1" w:styleId="Normal">
     <w:name w:val="Normal"/>
@@ -2824,6 +3051,7 @@
   <w:style w:type="character" w:default="1" w:styleId="DefaultParagraphFont">
     <w:name w:val="Default Paragraph Font"/>
     <w:uiPriority w:val="1"/>
+    <w:semiHidden/>
     <w:unhideWhenUsed/>
   </w:style>
   <w:style w:type="table" w:default="1" w:styleId="TableNormal">
@@ -2858,7 +3086,7 @@
       <w:u w:val="single"/>
     </w:rPr>
   </w:style>
-  <w:style w:type="character" w:styleId="UnresolvedMention">
+  <w:style w:type="character" w:customStyle="1" w:styleId="UnresolvedMention">
     <w:name w:val="Unresolved Mention"/>
     <w:basedOn w:val="DefaultParagraphFont"/>
     <w:uiPriority w:val="99"/>
@@ -2899,6 +3127,63 @@
       <w:ind w:left="720"/>
       <w:contextualSpacing/>
     </w:pPr>
+  </w:style>
+  <w:style w:type="paragraph" w:styleId="NormalWeb">
+    <w:name w:val="Normal (Web)"/>
+    <w:basedOn w:val="Normal"/>
+    <w:uiPriority w:val="99"/>
+    <w:semiHidden/>
+    <w:unhideWhenUsed/>
+    <w:rsid w:val="00EF2F3B"/>
+    <w:pPr>
+      <w:spacing w:before="100" w:beforeAutospacing="1" w:after="100" w:afterAutospacing="1"/>
+      <w:jc w:val="left"/>
+    </w:pPr>
+    <w:rPr>
+      <w:rFonts w:ascii="Times New Roman" w:eastAsia="Times New Roman" w:hAnsi="Times New Roman" w:cs="Times New Roman"/>
+      <w:kern w:val="0"/>
+      <w:sz w:val="24"/>
+      <w:szCs w:val="24"/>
+      <w14:ligatures w14:val="none"/>
+    </w:rPr>
+  </w:style>
+  <w:style w:type="character" w:styleId="Strong">
+    <w:name w:val="Strong"/>
+    <w:basedOn w:val="DefaultParagraphFont"/>
+    <w:uiPriority w:val="22"/>
+    <w:qFormat/>
+    <w:rsid w:val="00EF2F3B"/>
+    <w:rPr>
+      <w:b/>
+      <w:bCs/>
+    </w:rPr>
+  </w:style>
+  <w:style w:type="paragraph" w:styleId="BalloonText">
+    <w:name w:val="Balloon Text"/>
+    <w:basedOn w:val="Normal"/>
+    <w:link w:val="BalloonTextChar"/>
+    <w:uiPriority w:val="99"/>
+    <w:semiHidden/>
+    <w:unhideWhenUsed/>
+    <w:rsid w:val="003E5AA9"/>
+    <w:rPr>
+      <w:rFonts w:ascii="Segoe UI" w:hAnsi="Segoe UI" w:cs="Segoe UI"/>
+      <w:sz w:val="18"/>
+      <w:szCs w:val="18"/>
+    </w:rPr>
+  </w:style>
+  <w:style w:type="character" w:customStyle="1" w:styleId="BalloonTextChar">
+    <w:name w:val="Balloon Text Char"/>
+    <w:basedOn w:val="DefaultParagraphFont"/>
+    <w:link w:val="BalloonText"/>
+    <w:uiPriority w:val="99"/>
+    <w:semiHidden/>
+    <w:rsid w:val="003E5AA9"/>
+    <w:rPr>
+      <w:rFonts w:ascii="Segoe UI" w:hAnsi="Segoe UI" w:cs="Segoe UI"/>
+      <w:sz w:val="18"/>
+      <w:szCs w:val="18"/>
+    </w:rPr>
   </w:style>
 </w:styles>
 </file>
